--- a/Сети/КП/Документация/9. Спецификация программно-технических средств.docx
+++ b/Сети/КП/Документация/9. Спецификация программно-технических средств.docx
@@ -662,7 +662,23 @@
           <w:szCs w:val="28"/>
         </w:rPr>
         <w:lastRenderedPageBreak/>
-        <w:t>Таблица 1. Стоимость оборудования</w:t>
+        <w:t>Таблица 1</w:t>
+      </w:r>
+      <w:r>
+        <w:rPr>
+          <w:rStyle w:val="FontStyle28"/>
+          <w:sz w:val="28"/>
+          <w:szCs w:val="28"/>
+        </w:rPr>
+        <w:t xml:space="preserve"> – </w:t>
+      </w:r>
+      <w:r>
+        <w:rPr>
+          <w:rStyle w:val="FontStyle28"/>
+          <w:sz w:val="28"/>
+          <w:szCs w:val="28"/>
+        </w:rPr>
+        <w:t>Стоимость оборудования</w:t>
       </w:r>
     </w:p>
     <w:tbl>
@@ -692,14 +708,8 @@
             <w:pPr>
               <w:ind w:firstLine="0"/>
               <w:jc w:val="center"/>
-              <w:rPr>
-                <w:highlight w:val="yellow"/>
-              </w:rPr>
-            </w:pPr>
-            <w:r>
-              <w:rPr>
-                <w:highlight w:val="yellow"/>
-              </w:rPr>
+            </w:pPr>
+            <w:r>
               <w:t>№</w:t>
             </w:r>
           </w:p>
@@ -713,14 +723,8 @@
             <w:pPr>
               <w:ind w:firstLine="0"/>
               <w:jc w:val="center"/>
-              <w:rPr>
-                <w:highlight w:val="yellow"/>
-              </w:rPr>
-            </w:pPr>
-            <w:r>
-              <w:rPr>
-                <w:highlight w:val="yellow"/>
-              </w:rPr>
+            </w:pPr>
+            <w:r>
               <w:t>Наименование</w:t>
             </w:r>
           </w:p>
@@ -734,14 +738,8 @@
             <w:pPr>
               <w:ind w:firstLine="0"/>
               <w:jc w:val="center"/>
-              <w:rPr>
-                <w:highlight w:val="yellow"/>
-              </w:rPr>
-            </w:pPr>
-            <w:r>
-              <w:rPr>
-                <w:highlight w:val="yellow"/>
-              </w:rPr>
+            </w:pPr>
+            <w:r>
               <w:t>Цена, руб.</w:t>
             </w:r>
           </w:p>
@@ -755,14 +753,8 @@
             <w:pPr>
               <w:ind w:firstLine="0"/>
               <w:jc w:val="center"/>
-              <w:rPr>
-                <w:highlight w:val="yellow"/>
-              </w:rPr>
-            </w:pPr>
-            <w:r>
-              <w:rPr>
-                <w:highlight w:val="yellow"/>
-              </w:rPr>
+            </w:pPr>
+            <w:r>
               <w:t>Количество, шт.</w:t>
             </w:r>
           </w:p>
@@ -776,14 +768,8 @@
             <w:pPr>
               <w:ind w:firstLine="0"/>
               <w:jc w:val="center"/>
-              <w:rPr>
-                <w:highlight w:val="yellow"/>
-              </w:rPr>
-            </w:pPr>
-            <w:r>
-              <w:rPr>
-                <w:highlight w:val="yellow"/>
-              </w:rPr>
+            </w:pPr>
+            <w:r>
               <w:t>Стоимость, руб.</w:t>
             </w:r>
           </w:p>
@@ -802,41 +788,30 @@
             <w:pPr>
               <w:ind w:firstLine="0"/>
               <w:jc w:val="center"/>
+            </w:pPr>
+            <w:r>
+              <w:t>1</w:t>
+            </w:r>
+          </w:p>
+        </w:tc>
+        <w:tc>
+          <w:tcPr>
+            <w:tcW w:w="3165" w:type="dxa"/>
+            <w:vAlign w:val="center"/>
+          </w:tcPr>
+          <w:p>
+            <w:pPr>
+              <w:ind w:firstLine="0"/>
+              <w:jc w:val="center"/>
               <w:rPr>
-                <w:highlight w:val="yellow"/>
-              </w:rPr>
-            </w:pPr>
-            <w:r>
-              <w:rPr>
-                <w:highlight w:val="yellow"/>
-              </w:rPr>
-              <w:t>1</w:t>
-            </w:r>
-          </w:p>
-        </w:tc>
-        <w:tc>
-          <w:tcPr>
-            <w:tcW w:w="3165" w:type="dxa"/>
-            <w:vAlign w:val="center"/>
-          </w:tcPr>
-          <w:p>
-            <w:pPr>
-              <w:ind w:firstLine="0"/>
-              <w:jc w:val="center"/>
-              <w:rPr>
-                <w:highlight w:val="yellow"/>
                 <w:lang w:val="en-US"/>
               </w:rPr>
             </w:pPr>
             <w:r>
+              <w:t xml:space="preserve">Маршрутизатор </w:t>
+            </w:r>
+            <w:r>
               <w:rPr>
-                <w:highlight w:val="yellow"/>
-              </w:rPr>
-              <w:t xml:space="preserve">Маршрутизатор </w:t>
-            </w:r>
-            <w:r>
-              <w:rPr>
-                <w:highlight w:val="yellow"/>
                 <w:lang w:val="en-US"/>
               </w:rPr>
               <w:t>Cisco 2911/K9</w:t>
@@ -852,35 +827,27 @@
             <w:pPr>
               <w:ind w:firstLine="0"/>
               <w:jc w:val="center"/>
+            </w:pPr>
+            <w:r>
+              <w:t>28 072</w:t>
+            </w:r>
+          </w:p>
+        </w:tc>
+        <w:tc>
+          <w:tcPr>
+            <w:tcW w:w="1985" w:type="dxa"/>
+            <w:vAlign w:val="center"/>
+          </w:tcPr>
+          <w:p>
+            <w:pPr>
+              <w:ind w:firstLine="0"/>
+              <w:jc w:val="center"/>
               <w:rPr>
-                <w:highlight w:val="yellow"/>
-              </w:rPr>
-            </w:pPr>
-            <w:r>
-              <w:rPr>
-                <w:highlight w:val="yellow"/>
-              </w:rPr>
-              <w:t>93 528</w:t>
-            </w:r>
-          </w:p>
-        </w:tc>
-        <w:tc>
-          <w:tcPr>
-            <w:tcW w:w="1985" w:type="dxa"/>
-            <w:vAlign w:val="center"/>
-          </w:tcPr>
-          <w:p>
-            <w:pPr>
-              <w:ind w:firstLine="0"/>
-              <w:jc w:val="center"/>
-              <w:rPr>
-                <w:highlight w:val="yellow"/>
                 <w:lang w:val="en-US"/>
               </w:rPr>
             </w:pPr>
             <w:r>
               <w:rPr>
-                <w:highlight w:val="yellow"/>
                 <w:lang w:val="en-US"/>
               </w:rPr>
               <w:t>2</w:t>
@@ -896,15 +863,9 @@
             <w:pPr>
               <w:ind w:firstLine="0"/>
               <w:jc w:val="center"/>
-              <w:rPr>
-                <w:highlight w:val="yellow"/>
-              </w:rPr>
-            </w:pPr>
-            <w:r>
-              <w:rPr>
-                <w:highlight w:val="yellow"/>
-              </w:rPr>
-              <w:t>187 056</w:t>
+            </w:pPr>
+            <w:r>
+              <w:t>56 144</w:t>
             </w:r>
           </w:p>
         </w:tc>
@@ -922,41 +883,30 @@
             <w:pPr>
               <w:ind w:firstLine="0"/>
               <w:jc w:val="center"/>
+            </w:pPr>
+            <w:r>
+              <w:t>2</w:t>
+            </w:r>
+          </w:p>
+        </w:tc>
+        <w:tc>
+          <w:tcPr>
+            <w:tcW w:w="3165" w:type="dxa"/>
+            <w:vAlign w:val="center"/>
+          </w:tcPr>
+          <w:p>
+            <w:pPr>
+              <w:ind w:firstLine="0"/>
+              <w:jc w:val="center"/>
               <w:rPr>
-                <w:highlight w:val="yellow"/>
-              </w:rPr>
-            </w:pPr>
-            <w:r>
-              <w:rPr>
-                <w:highlight w:val="yellow"/>
-              </w:rPr>
-              <w:t>2</w:t>
-            </w:r>
-          </w:p>
-        </w:tc>
-        <w:tc>
-          <w:tcPr>
-            <w:tcW w:w="3165" w:type="dxa"/>
-            <w:vAlign w:val="center"/>
-          </w:tcPr>
-          <w:p>
-            <w:pPr>
-              <w:ind w:firstLine="0"/>
-              <w:jc w:val="center"/>
-              <w:rPr>
-                <w:highlight w:val="yellow"/>
                 <w:lang w:val="en-US"/>
               </w:rPr>
             </w:pPr>
             <w:r>
+              <w:t>Коммутатор</w:t>
+            </w:r>
+            <w:r>
               <w:rPr>
-                <w:highlight w:val="yellow"/>
-              </w:rPr>
-              <w:t>Коммутатор</w:t>
-            </w:r>
-            <w:r>
-              <w:rPr>
-                <w:highlight w:val="yellow"/>
                 <w:lang w:val="en-US"/>
               </w:rPr>
               <w:t xml:space="preserve"> Cisco Catalyst WS-C3650-24PS-S</w:t>
@@ -972,35 +922,27 @@
             <w:pPr>
               <w:ind w:firstLine="0"/>
               <w:jc w:val="center"/>
+            </w:pPr>
+            <w:r>
+              <w:t>62 334</w:t>
+            </w:r>
+          </w:p>
+        </w:tc>
+        <w:tc>
+          <w:tcPr>
+            <w:tcW w:w="1985" w:type="dxa"/>
+            <w:vAlign w:val="center"/>
+          </w:tcPr>
+          <w:p>
+            <w:pPr>
+              <w:ind w:firstLine="0"/>
+              <w:jc w:val="center"/>
               <w:rPr>
-                <w:highlight w:val="yellow"/>
-              </w:rPr>
-            </w:pPr>
-            <w:r>
-              <w:rPr>
-                <w:highlight w:val="yellow"/>
-              </w:rPr>
-              <w:t>148 086</w:t>
-            </w:r>
-          </w:p>
-        </w:tc>
-        <w:tc>
-          <w:tcPr>
-            <w:tcW w:w="1985" w:type="dxa"/>
-            <w:vAlign w:val="center"/>
-          </w:tcPr>
-          <w:p>
-            <w:pPr>
-              <w:ind w:firstLine="0"/>
-              <w:jc w:val="center"/>
-              <w:rPr>
-                <w:highlight w:val="yellow"/>
                 <w:lang w:val="en-US"/>
               </w:rPr>
             </w:pPr>
             <w:r>
               <w:rPr>
-                <w:highlight w:val="yellow"/>
                 <w:lang w:val="en-US"/>
               </w:rPr>
               <w:t>4</w:t>
@@ -1016,15 +958,9 @@
             <w:pPr>
               <w:ind w:firstLine="0"/>
               <w:jc w:val="center"/>
-              <w:rPr>
-                <w:highlight w:val="yellow"/>
-              </w:rPr>
-            </w:pPr>
-            <w:r>
-              <w:rPr>
-                <w:highlight w:val="yellow"/>
-              </w:rPr>
-              <w:t>592 344</w:t>
+            </w:pPr>
+            <w:r>
+              <w:t>249 336</w:t>
             </w:r>
           </w:p>
         </w:tc>
@@ -1042,41 +978,30 @@
             <w:pPr>
               <w:ind w:firstLine="0"/>
               <w:jc w:val="center"/>
+            </w:pPr>
+            <w:r>
+              <w:t>3</w:t>
+            </w:r>
+          </w:p>
+        </w:tc>
+        <w:tc>
+          <w:tcPr>
+            <w:tcW w:w="3165" w:type="dxa"/>
+            <w:vAlign w:val="center"/>
+          </w:tcPr>
+          <w:p>
+            <w:pPr>
+              <w:ind w:firstLine="0"/>
+              <w:jc w:val="center"/>
               <w:rPr>
-                <w:highlight w:val="yellow"/>
-              </w:rPr>
-            </w:pPr>
-            <w:r>
-              <w:rPr>
-                <w:highlight w:val="yellow"/>
-              </w:rPr>
-              <w:t>3</w:t>
-            </w:r>
-          </w:p>
-        </w:tc>
-        <w:tc>
-          <w:tcPr>
-            <w:tcW w:w="3165" w:type="dxa"/>
-            <w:vAlign w:val="center"/>
-          </w:tcPr>
-          <w:p>
-            <w:pPr>
-              <w:ind w:firstLine="0"/>
-              <w:jc w:val="center"/>
-              <w:rPr>
-                <w:highlight w:val="yellow"/>
                 <w:lang w:val="en-US"/>
               </w:rPr>
             </w:pPr>
             <w:r>
+              <w:t>Коммутатор</w:t>
+            </w:r>
+            <w:r>
               <w:rPr>
-                <w:highlight w:val="yellow"/>
-              </w:rPr>
-              <w:t>Коммутатор</w:t>
-            </w:r>
-            <w:r>
-              <w:rPr>
-                <w:highlight w:val="yellow"/>
                 <w:lang w:val="en-US"/>
               </w:rPr>
               <w:t xml:space="preserve"> Cisco Catalyst WS-C2960R+48TC-L</w:t>
@@ -1092,15 +1017,9 @@
             <w:pPr>
               <w:ind w:firstLine="0"/>
               <w:jc w:val="center"/>
-              <w:rPr>
-                <w:highlight w:val="yellow"/>
-              </w:rPr>
-            </w:pPr>
-            <w:r>
-              <w:rPr>
-                <w:highlight w:val="yellow"/>
-              </w:rPr>
-              <w:t>116 910</w:t>
+            </w:pPr>
+            <w:r>
+              <w:t>19 412</w:t>
             </w:r>
           </w:p>
         </w:tc>
@@ -1113,14 +1032,8 @@
             <w:pPr>
               <w:ind w:firstLine="0"/>
               <w:jc w:val="center"/>
-              <w:rPr>
-                <w:highlight w:val="yellow"/>
-              </w:rPr>
-            </w:pPr>
-            <w:r>
-              <w:rPr>
-                <w:highlight w:val="yellow"/>
-              </w:rPr>
+            </w:pPr>
+            <w:r>
               <w:t>9</w:t>
             </w:r>
           </w:p>
@@ -1134,39 +1047,9 @@
             <w:pPr>
               <w:ind w:firstLine="0"/>
               <w:jc w:val="center"/>
-              <w:rPr>
-                <w:highlight w:val="yellow"/>
-              </w:rPr>
-            </w:pPr>
-            <w:r>
-              <w:rPr>
-                <w:highlight w:val="yellow"/>
-              </w:rPr>
-              <w:t>1</w:t>
-            </w:r>
-            <w:r>
-              <w:rPr>
-                <w:highlight w:val="yellow"/>
-              </w:rPr>
-              <w:t> </w:t>
-            </w:r>
-            <w:r>
-              <w:rPr>
-                <w:highlight w:val="yellow"/>
-              </w:rPr>
-              <w:t>052</w:t>
-            </w:r>
-            <w:r>
-              <w:rPr>
-                <w:highlight w:val="yellow"/>
-              </w:rPr>
-              <w:t xml:space="preserve"> </w:t>
-            </w:r>
-            <w:r>
-              <w:rPr>
-                <w:highlight w:val="yellow"/>
-              </w:rPr>
-              <w:t>190</w:t>
+            </w:pPr>
+            <w:r>
+              <w:t>174 708</w:t>
             </w:r>
           </w:p>
         </w:tc>
@@ -1184,41 +1067,30 @@
             <w:pPr>
               <w:ind w:firstLine="0"/>
               <w:jc w:val="center"/>
+            </w:pPr>
+            <w:r>
+              <w:t>4</w:t>
+            </w:r>
+          </w:p>
+        </w:tc>
+        <w:tc>
+          <w:tcPr>
+            <w:tcW w:w="3165" w:type="dxa"/>
+            <w:vAlign w:val="center"/>
+          </w:tcPr>
+          <w:p>
+            <w:pPr>
+              <w:ind w:firstLine="0"/>
+              <w:jc w:val="center"/>
               <w:rPr>
-                <w:highlight w:val="yellow"/>
-              </w:rPr>
-            </w:pPr>
-            <w:r>
-              <w:rPr>
-                <w:highlight w:val="yellow"/>
-              </w:rPr>
-              <w:t>4</w:t>
-            </w:r>
-          </w:p>
-        </w:tc>
-        <w:tc>
-          <w:tcPr>
-            <w:tcW w:w="3165" w:type="dxa"/>
-            <w:vAlign w:val="center"/>
-          </w:tcPr>
-          <w:p>
-            <w:pPr>
-              <w:ind w:firstLine="0"/>
-              <w:jc w:val="center"/>
-              <w:rPr>
-                <w:highlight w:val="yellow"/>
                 <w:lang w:val="en-US"/>
               </w:rPr>
             </w:pPr>
             <w:r>
+              <w:t>Коммутатор</w:t>
+            </w:r>
+            <w:r>
               <w:rPr>
-                <w:highlight w:val="yellow"/>
-              </w:rPr>
-              <w:t>Коммутатор</w:t>
-            </w:r>
-            <w:r>
-              <w:rPr>
-                <w:highlight w:val="yellow"/>
                 <w:lang w:val="en-US"/>
               </w:rPr>
               <w:t xml:space="preserve"> Cisco Catalyst WS-C2960R+24TC-L</w:t>
@@ -1234,15 +1106,9 @@
             <w:pPr>
               <w:ind w:firstLine="0"/>
               <w:jc w:val="center"/>
-              <w:rPr>
-                <w:highlight w:val="yellow"/>
-              </w:rPr>
-            </w:pPr>
-            <w:r>
-              <w:rPr>
-                <w:highlight w:val="yellow"/>
-              </w:rPr>
-              <w:t>50 661</w:t>
+            </w:pPr>
+            <w:r>
+              <w:t>17 321</w:t>
             </w:r>
           </w:p>
         </w:tc>
@@ -1255,14 +1121,8 @@
             <w:pPr>
               <w:ind w:firstLine="0"/>
               <w:jc w:val="center"/>
-              <w:rPr>
-                <w:highlight w:val="yellow"/>
-              </w:rPr>
-            </w:pPr>
-            <w:r>
-              <w:rPr>
-                <w:highlight w:val="yellow"/>
-              </w:rPr>
+            </w:pPr>
+            <w:r>
               <w:t>6</w:t>
             </w:r>
           </w:p>
@@ -1276,27 +1136,9 @@
             <w:pPr>
               <w:ind w:firstLine="0"/>
               <w:jc w:val="center"/>
-              <w:rPr>
-                <w:highlight w:val="yellow"/>
-              </w:rPr>
-            </w:pPr>
-            <w:r>
-              <w:rPr>
-                <w:highlight w:val="yellow"/>
-              </w:rPr>
-              <w:t>303</w:t>
-            </w:r>
-            <w:r>
-              <w:rPr>
-                <w:highlight w:val="yellow"/>
-              </w:rPr>
-              <w:t xml:space="preserve"> </w:t>
-            </w:r>
-            <w:r>
-              <w:rPr>
-                <w:highlight w:val="yellow"/>
-              </w:rPr>
-              <w:t>966</w:t>
+            </w:pPr>
+            <w:r>
+              <w:t>103 926</w:t>
             </w:r>
           </w:p>
         </w:tc>
@@ -1314,9 +1156,6 @@
             <w:pPr>
               <w:ind w:firstLine="0"/>
               <w:jc w:val="center"/>
-              <w:rPr>
-                <w:highlight w:val="yellow"/>
-              </w:rPr>
             </w:pPr>
           </w:p>
         </w:tc>
@@ -1329,14 +1168,8 @@
             <w:pPr>
               <w:ind w:firstLine="0"/>
               <w:jc w:val="center"/>
-              <w:rPr>
-                <w:highlight w:val="yellow"/>
-              </w:rPr>
-            </w:pPr>
-            <w:r>
-              <w:rPr>
-                <w:highlight w:val="yellow"/>
-              </w:rPr>
+            </w:pPr>
+            <w:r>
               <w:t>Итого</w:t>
             </w:r>
           </w:p>
@@ -1344,15 +1177,13 @@
         <w:tc>
           <w:tcPr>
             <w:tcW w:w="1497" w:type="dxa"/>
-            <w:vAlign w:val="center"/>
-          </w:tcPr>
-          <w:p>
-            <w:pPr>
-              <w:ind w:firstLine="0"/>
-              <w:jc w:val="center"/>
-              <w:rPr>
-                <w:highlight w:val="yellow"/>
-              </w:rPr>
+            <w:shd w:val="clear" w:color="auto" w:fill="auto"/>
+            <w:vAlign w:val="center"/>
+          </w:tcPr>
+          <w:p>
+            <w:pPr>
+              <w:ind w:firstLine="0"/>
+              <w:jc w:val="center"/>
             </w:pPr>
           </w:p>
         </w:tc>
@@ -1365,9 +1196,6 @@
             <w:pPr>
               <w:ind w:firstLine="0"/>
               <w:jc w:val="center"/>
-              <w:rPr>
-                <w:highlight w:val="yellow"/>
-              </w:rPr>
             </w:pPr>
           </w:p>
         </w:tc>
@@ -1380,39 +1208,9 @@
             <w:pPr>
               <w:ind w:firstLine="0"/>
               <w:jc w:val="center"/>
-              <w:rPr>
-                <w:highlight w:val="yellow"/>
-              </w:rPr>
-            </w:pPr>
-            <w:r>
-              <w:rPr>
-                <w:highlight w:val="yellow"/>
-              </w:rPr>
-              <w:t>2</w:t>
-            </w:r>
-            <w:r>
-              <w:rPr>
-                <w:highlight w:val="yellow"/>
-              </w:rPr>
-              <w:t> </w:t>
-            </w:r>
-            <w:r>
-              <w:rPr>
-                <w:highlight w:val="yellow"/>
-              </w:rPr>
-              <w:t>135</w:t>
-            </w:r>
-            <w:r>
-              <w:rPr>
-                <w:highlight w:val="yellow"/>
-              </w:rPr>
-              <w:t xml:space="preserve"> </w:t>
-            </w:r>
-            <w:r>
-              <w:rPr>
-                <w:highlight w:val="yellow"/>
-              </w:rPr>
-              <w:t>556</w:t>
+            </w:pPr>
+            <w:r>
+              <w:t>584 114</w:t>
             </w:r>
           </w:p>
         </w:tc>

--- a/Сети/КП/Документация/9. Спецификация программно-технических средств.docx
+++ b/Сети/КП/Документация/9. Спецификация программно-технических средств.docx
@@ -708,8 +708,16 @@
             <w:pPr>
               <w:ind w:firstLine="0"/>
               <w:jc w:val="center"/>
-            </w:pPr>
-            <w:r>
+              <w:rPr>
+                <w:sz w:val="24"/>
+                <w:szCs w:val="22"/>
+              </w:rPr>
+            </w:pPr>
+            <w:r>
+              <w:rPr>
+                <w:sz w:val="24"/>
+                <w:szCs w:val="22"/>
+              </w:rPr>
               <w:t>№</w:t>
             </w:r>
           </w:p>
@@ -723,8 +731,16 @@
             <w:pPr>
               <w:ind w:firstLine="0"/>
               <w:jc w:val="center"/>
-            </w:pPr>
-            <w:r>
+              <w:rPr>
+                <w:sz w:val="24"/>
+                <w:szCs w:val="22"/>
+              </w:rPr>
+            </w:pPr>
+            <w:r>
+              <w:rPr>
+                <w:sz w:val="24"/>
+                <w:szCs w:val="22"/>
+              </w:rPr>
               <w:t>Наименование</w:t>
             </w:r>
           </w:p>
@@ -738,8 +754,16 @@
             <w:pPr>
               <w:ind w:firstLine="0"/>
               <w:jc w:val="center"/>
-            </w:pPr>
-            <w:r>
+              <w:rPr>
+                <w:sz w:val="24"/>
+                <w:szCs w:val="22"/>
+              </w:rPr>
+            </w:pPr>
+            <w:r>
+              <w:rPr>
+                <w:sz w:val="24"/>
+                <w:szCs w:val="22"/>
+              </w:rPr>
               <w:t>Цена, руб.</w:t>
             </w:r>
           </w:p>
@@ -753,8 +777,16 @@
             <w:pPr>
               <w:ind w:firstLine="0"/>
               <w:jc w:val="center"/>
-            </w:pPr>
-            <w:r>
+              <w:rPr>
+                <w:sz w:val="24"/>
+                <w:szCs w:val="22"/>
+              </w:rPr>
+            </w:pPr>
+            <w:r>
+              <w:rPr>
+                <w:sz w:val="24"/>
+                <w:szCs w:val="22"/>
+              </w:rPr>
               <w:t>Количество, шт.</w:t>
             </w:r>
           </w:p>
@@ -768,8 +800,16 @@
             <w:pPr>
               <w:ind w:firstLine="0"/>
               <w:jc w:val="center"/>
-            </w:pPr>
-            <w:r>
+              <w:rPr>
+                <w:sz w:val="24"/>
+                <w:szCs w:val="22"/>
+              </w:rPr>
+            </w:pPr>
+            <w:r>
+              <w:rPr>
+                <w:sz w:val="24"/>
+                <w:szCs w:val="22"/>
+              </w:rPr>
               <w:t>Стоимость, руб.</w:t>
             </w:r>
           </w:p>
@@ -788,8 +828,16 @@
             <w:pPr>
               <w:ind w:firstLine="0"/>
               <w:jc w:val="center"/>
-            </w:pPr>
-            <w:r>
+              <w:rPr>
+                <w:sz w:val="24"/>
+                <w:szCs w:val="22"/>
+              </w:rPr>
+            </w:pPr>
+            <w:r>
+              <w:rPr>
+                <w:sz w:val="24"/>
+                <w:szCs w:val="22"/>
+              </w:rPr>
               <w:t>1</w:t>
             </w:r>
           </w:p>
@@ -804,14 +852,22 @@
               <w:ind w:firstLine="0"/>
               <w:jc w:val="center"/>
               <w:rPr>
+                <w:sz w:val="24"/>
+                <w:szCs w:val="22"/>
                 <w:lang w:val="en-US"/>
               </w:rPr>
             </w:pPr>
             <w:r>
+              <w:rPr>
+                <w:sz w:val="24"/>
+                <w:szCs w:val="22"/>
+              </w:rPr>
               <w:t xml:space="preserve">Маршрутизатор </w:t>
             </w:r>
             <w:r>
               <w:rPr>
+                <w:sz w:val="24"/>
+                <w:szCs w:val="22"/>
                 <w:lang w:val="en-US"/>
               </w:rPr>
               <w:t>Cisco 2911/K9</w:t>
@@ -827,8 +883,16 @@
             <w:pPr>
               <w:ind w:firstLine="0"/>
               <w:jc w:val="center"/>
-            </w:pPr>
-            <w:r>
+              <w:rPr>
+                <w:sz w:val="24"/>
+                <w:szCs w:val="22"/>
+              </w:rPr>
+            </w:pPr>
+            <w:r>
+              <w:rPr>
+                <w:sz w:val="24"/>
+                <w:szCs w:val="22"/>
+              </w:rPr>
               <w:t>28 072</w:t>
             </w:r>
           </w:p>
@@ -843,11 +907,15 @@
               <w:ind w:firstLine="0"/>
               <w:jc w:val="center"/>
               <w:rPr>
+                <w:sz w:val="24"/>
+                <w:szCs w:val="22"/>
                 <w:lang w:val="en-US"/>
               </w:rPr>
             </w:pPr>
             <w:r>
               <w:rPr>
+                <w:sz w:val="24"/>
+                <w:szCs w:val="22"/>
                 <w:lang w:val="en-US"/>
               </w:rPr>
               <w:t>2</w:t>
@@ -863,8 +931,16 @@
             <w:pPr>
               <w:ind w:firstLine="0"/>
               <w:jc w:val="center"/>
-            </w:pPr>
-            <w:r>
+              <w:rPr>
+                <w:sz w:val="24"/>
+                <w:szCs w:val="22"/>
+              </w:rPr>
+            </w:pPr>
+            <w:r>
+              <w:rPr>
+                <w:sz w:val="24"/>
+                <w:szCs w:val="22"/>
+              </w:rPr>
               <w:t>56 144</w:t>
             </w:r>
           </w:p>
@@ -883,8 +959,16 @@
             <w:pPr>
               <w:ind w:firstLine="0"/>
               <w:jc w:val="center"/>
-            </w:pPr>
-            <w:r>
+              <w:rPr>
+                <w:sz w:val="24"/>
+                <w:szCs w:val="22"/>
+              </w:rPr>
+            </w:pPr>
+            <w:r>
+              <w:rPr>
+                <w:sz w:val="24"/>
+                <w:szCs w:val="22"/>
+              </w:rPr>
               <w:t>2</w:t>
             </w:r>
           </w:p>
@@ -899,14 +983,22 @@
               <w:ind w:firstLine="0"/>
               <w:jc w:val="center"/>
               <w:rPr>
+                <w:sz w:val="24"/>
+                <w:szCs w:val="22"/>
                 <w:lang w:val="en-US"/>
               </w:rPr>
             </w:pPr>
             <w:r>
+              <w:rPr>
+                <w:sz w:val="24"/>
+                <w:szCs w:val="22"/>
+              </w:rPr>
               <w:t>Коммутатор</w:t>
             </w:r>
             <w:r>
               <w:rPr>
+                <w:sz w:val="24"/>
+                <w:szCs w:val="22"/>
                 <w:lang w:val="en-US"/>
               </w:rPr>
               <w:t xml:space="preserve"> Cisco Catalyst WS-C3650-24PS-S</w:t>
@@ -922,8 +1014,16 @@
             <w:pPr>
               <w:ind w:firstLine="0"/>
               <w:jc w:val="center"/>
-            </w:pPr>
-            <w:r>
+              <w:rPr>
+                <w:sz w:val="24"/>
+                <w:szCs w:val="22"/>
+              </w:rPr>
+            </w:pPr>
+            <w:r>
+              <w:rPr>
+                <w:sz w:val="24"/>
+                <w:szCs w:val="22"/>
+              </w:rPr>
               <w:t>62 334</w:t>
             </w:r>
           </w:p>
@@ -938,11 +1038,15 @@
               <w:ind w:firstLine="0"/>
               <w:jc w:val="center"/>
               <w:rPr>
+                <w:sz w:val="24"/>
+                <w:szCs w:val="22"/>
                 <w:lang w:val="en-US"/>
               </w:rPr>
             </w:pPr>
             <w:r>
               <w:rPr>
+                <w:sz w:val="24"/>
+                <w:szCs w:val="22"/>
                 <w:lang w:val="en-US"/>
               </w:rPr>
               <w:t>4</w:t>
@@ -958,8 +1062,16 @@
             <w:pPr>
               <w:ind w:firstLine="0"/>
               <w:jc w:val="center"/>
-            </w:pPr>
-            <w:r>
+              <w:rPr>
+                <w:sz w:val="24"/>
+                <w:szCs w:val="22"/>
+              </w:rPr>
+            </w:pPr>
+            <w:r>
+              <w:rPr>
+                <w:sz w:val="24"/>
+                <w:szCs w:val="22"/>
+              </w:rPr>
               <w:t>249 336</w:t>
             </w:r>
           </w:p>
@@ -978,8 +1090,16 @@
             <w:pPr>
               <w:ind w:firstLine="0"/>
               <w:jc w:val="center"/>
-            </w:pPr>
-            <w:r>
+              <w:rPr>
+                <w:sz w:val="24"/>
+                <w:szCs w:val="22"/>
+              </w:rPr>
+            </w:pPr>
+            <w:r>
+              <w:rPr>
+                <w:sz w:val="24"/>
+                <w:szCs w:val="22"/>
+              </w:rPr>
               <w:t>3</w:t>
             </w:r>
           </w:p>
@@ -994,14 +1114,22 @@
               <w:ind w:firstLine="0"/>
               <w:jc w:val="center"/>
               <w:rPr>
+                <w:sz w:val="24"/>
+                <w:szCs w:val="22"/>
                 <w:lang w:val="en-US"/>
               </w:rPr>
             </w:pPr>
             <w:r>
+              <w:rPr>
+                <w:sz w:val="24"/>
+                <w:szCs w:val="22"/>
+              </w:rPr>
               <w:t>Коммутатор</w:t>
             </w:r>
             <w:r>
               <w:rPr>
+                <w:sz w:val="24"/>
+                <w:szCs w:val="22"/>
                 <w:lang w:val="en-US"/>
               </w:rPr>
               <w:t xml:space="preserve"> Cisco Catalyst WS-C2960R+48TC-L</w:t>
@@ -1017,8 +1145,16 @@
             <w:pPr>
               <w:ind w:firstLine="0"/>
               <w:jc w:val="center"/>
-            </w:pPr>
-            <w:r>
+              <w:rPr>
+                <w:sz w:val="24"/>
+                <w:szCs w:val="22"/>
+              </w:rPr>
+            </w:pPr>
+            <w:r>
+              <w:rPr>
+                <w:sz w:val="24"/>
+                <w:szCs w:val="22"/>
+              </w:rPr>
               <w:t>19 412</w:t>
             </w:r>
           </w:p>
@@ -1032,8 +1168,16 @@
             <w:pPr>
               <w:ind w:firstLine="0"/>
               <w:jc w:val="center"/>
-            </w:pPr>
-            <w:r>
+              <w:rPr>
+                <w:sz w:val="24"/>
+                <w:szCs w:val="22"/>
+              </w:rPr>
+            </w:pPr>
+            <w:r>
+              <w:rPr>
+                <w:sz w:val="24"/>
+                <w:szCs w:val="22"/>
+              </w:rPr>
               <w:t>9</w:t>
             </w:r>
           </w:p>
@@ -1047,8 +1191,16 @@
             <w:pPr>
               <w:ind w:firstLine="0"/>
               <w:jc w:val="center"/>
-            </w:pPr>
-            <w:r>
+              <w:rPr>
+                <w:sz w:val="24"/>
+                <w:szCs w:val="22"/>
+              </w:rPr>
+            </w:pPr>
+            <w:r>
+              <w:rPr>
+                <w:sz w:val="24"/>
+                <w:szCs w:val="22"/>
+              </w:rPr>
               <w:t>174 708</w:t>
             </w:r>
           </w:p>
@@ -1067,8 +1219,16 @@
             <w:pPr>
               <w:ind w:firstLine="0"/>
               <w:jc w:val="center"/>
-            </w:pPr>
-            <w:r>
+              <w:rPr>
+                <w:sz w:val="24"/>
+                <w:szCs w:val="22"/>
+              </w:rPr>
+            </w:pPr>
+            <w:r>
+              <w:rPr>
+                <w:sz w:val="24"/>
+                <w:szCs w:val="22"/>
+              </w:rPr>
               <w:t>4</w:t>
             </w:r>
           </w:p>
@@ -1083,14 +1243,22 @@
               <w:ind w:firstLine="0"/>
               <w:jc w:val="center"/>
               <w:rPr>
+                <w:sz w:val="24"/>
+                <w:szCs w:val="22"/>
                 <w:lang w:val="en-US"/>
               </w:rPr>
             </w:pPr>
             <w:r>
+              <w:rPr>
+                <w:sz w:val="24"/>
+                <w:szCs w:val="22"/>
+              </w:rPr>
               <w:t>Коммутатор</w:t>
             </w:r>
             <w:r>
               <w:rPr>
+                <w:sz w:val="24"/>
+                <w:szCs w:val="22"/>
                 <w:lang w:val="en-US"/>
               </w:rPr>
               <w:t xml:space="preserve"> Cisco Catalyst WS-C2960R+24TC-L</w:t>
@@ -1106,8 +1274,16 @@
             <w:pPr>
               <w:ind w:firstLine="0"/>
               <w:jc w:val="center"/>
-            </w:pPr>
-            <w:r>
+              <w:rPr>
+                <w:sz w:val="24"/>
+                <w:szCs w:val="22"/>
+              </w:rPr>
+            </w:pPr>
+            <w:r>
+              <w:rPr>
+                <w:sz w:val="24"/>
+                <w:szCs w:val="22"/>
+              </w:rPr>
               <w:t>17 321</w:t>
             </w:r>
           </w:p>
@@ -1121,8 +1297,16 @@
             <w:pPr>
               <w:ind w:firstLine="0"/>
               <w:jc w:val="center"/>
-            </w:pPr>
-            <w:r>
+              <w:rPr>
+                <w:sz w:val="24"/>
+                <w:szCs w:val="22"/>
+              </w:rPr>
+            </w:pPr>
+            <w:r>
+              <w:rPr>
+                <w:sz w:val="24"/>
+                <w:szCs w:val="22"/>
+              </w:rPr>
               <w:t>6</w:t>
             </w:r>
           </w:p>
@@ -1136,8 +1320,16 @@
             <w:pPr>
               <w:ind w:firstLine="0"/>
               <w:jc w:val="center"/>
-            </w:pPr>
-            <w:r>
+              <w:rPr>
+                <w:sz w:val="24"/>
+                <w:szCs w:val="22"/>
+              </w:rPr>
+            </w:pPr>
+            <w:r>
+              <w:rPr>
+                <w:sz w:val="24"/>
+                <w:szCs w:val="22"/>
+              </w:rPr>
               <w:t>103 926</w:t>
             </w:r>
           </w:p>
@@ -1156,6 +1348,10 @@
             <w:pPr>
               <w:ind w:firstLine="0"/>
               <w:jc w:val="center"/>
+              <w:rPr>
+                <w:sz w:val="24"/>
+                <w:szCs w:val="22"/>
+              </w:rPr>
             </w:pPr>
           </w:p>
         </w:tc>
@@ -1168,8 +1364,16 @@
             <w:pPr>
               <w:ind w:firstLine="0"/>
               <w:jc w:val="center"/>
-            </w:pPr>
-            <w:r>
+              <w:rPr>
+                <w:sz w:val="24"/>
+                <w:szCs w:val="22"/>
+              </w:rPr>
+            </w:pPr>
+            <w:r>
+              <w:rPr>
+                <w:sz w:val="24"/>
+                <w:szCs w:val="22"/>
+              </w:rPr>
               <w:t>Итого</w:t>
             </w:r>
           </w:p>
@@ -1184,6 +1388,10 @@
             <w:pPr>
               <w:ind w:firstLine="0"/>
               <w:jc w:val="center"/>
+              <w:rPr>
+                <w:sz w:val="24"/>
+                <w:szCs w:val="22"/>
+              </w:rPr>
             </w:pPr>
           </w:p>
         </w:tc>
@@ -1196,6 +1404,10 @@
             <w:pPr>
               <w:ind w:firstLine="0"/>
               <w:jc w:val="center"/>
+              <w:rPr>
+                <w:sz w:val="24"/>
+                <w:szCs w:val="22"/>
+              </w:rPr>
             </w:pPr>
           </w:p>
         </w:tc>
@@ -1208,8 +1420,16 @@
             <w:pPr>
               <w:ind w:firstLine="0"/>
               <w:jc w:val="center"/>
-            </w:pPr>
-            <w:r>
+              <w:rPr>
+                <w:sz w:val="24"/>
+                <w:szCs w:val="22"/>
+              </w:rPr>
+            </w:pPr>
+            <w:r>
+              <w:rPr>
+                <w:sz w:val="24"/>
+                <w:szCs w:val="22"/>
+              </w:rPr>
               <w:t>584 114</w:t>
             </w:r>
           </w:p>

--- a/Сети/КП/Документация/9. Спецификация программно-технических средств.docx
+++ b/Сети/КП/Документация/9. Спецификация программно-технических средств.docx
@@ -870,7 +870,7 @@
                 <w:szCs w:val="22"/>
                 <w:lang w:val="en-US"/>
               </w:rPr>
-              <w:t>Cisco 2911/K9</w:t>
+              <w:t>HP Aruba 7008-RW</w:t>
             </w:r>
           </w:p>
         </w:tc>
@@ -893,7 +893,7 @@
                 <w:sz w:val="24"/>
                 <w:szCs w:val="22"/>
               </w:rPr>
-              <w:t>28 072</w:t>
+              <w:t>232 492</w:t>
             </w:r>
           </w:p>
         </w:tc>
@@ -941,7 +941,7 @@
                 <w:sz w:val="24"/>
                 <w:szCs w:val="22"/>
               </w:rPr>
-              <w:t>56 144</w:t>
+              <w:t>464 984</w:t>
             </w:r>
           </w:p>
         </w:tc>
@@ -985,7 +985,6 @@
               <w:rPr>
                 <w:sz w:val="24"/>
                 <w:szCs w:val="22"/>
-                <w:lang w:val="en-US"/>
               </w:rPr>
             </w:pPr>
             <w:r>
@@ -999,9 +998,83 @@
               <w:rPr>
                 <w:sz w:val="24"/>
                 <w:szCs w:val="22"/>
-                <w:lang w:val="en-US"/>
-              </w:rPr>
-              <w:t xml:space="preserve"> Cisco Catalyst WS-C3650-24PS-S</w:t>
+              </w:rPr>
+              <w:t xml:space="preserve"> </w:t>
+            </w:r>
+            <w:r>
+              <w:rPr>
+                <w:sz w:val="24"/>
+                <w:szCs w:val="22"/>
+                <w:lang w:val="en-US"/>
+              </w:rPr>
+              <w:t>HP</w:t>
+            </w:r>
+            <w:r>
+              <w:rPr>
+                <w:sz w:val="24"/>
+                <w:szCs w:val="22"/>
+              </w:rPr>
+              <w:t xml:space="preserve"> </w:t>
+            </w:r>
+            <w:r>
+              <w:rPr>
+                <w:sz w:val="24"/>
+                <w:szCs w:val="22"/>
+                <w:lang w:val="en-US"/>
+              </w:rPr>
+              <w:t>Aruba</w:t>
+            </w:r>
+            <w:r>
+              <w:rPr>
+                <w:sz w:val="24"/>
+                <w:szCs w:val="22"/>
+              </w:rPr>
+              <w:t xml:space="preserve"> </w:t>
+            </w:r>
+            <w:r>
+              <w:rPr>
+                <w:sz w:val="24"/>
+                <w:szCs w:val="22"/>
+                <w:lang w:val="en-US"/>
+              </w:rPr>
+              <w:t>CX</w:t>
+            </w:r>
+            <w:r>
+              <w:rPr>
+                <w:sz w:val="24"/>
+                <w:szCs w:val="22"/>
+              </w:rPr>
+              <w:t xml:space="preserve"> 6100 24</w:t>
+            </w:r>
+            <w:r>
+              <w:rPr>
+                <w:sz w:val="24"/>
+                <w:szCs w:val="22"/>
+                <w:lang w:val="en-US"/>
+              </w:rPr>
+              <w:t>G</w:t>
+            </w:r>
+            <w:r>
+              <w:rPr>
+                <w:sz w:val="24"/>
+                <w:szCs w:val="22"/>
+              </w:rPr>
+              <w:t xml:space="preserve"> 4</w:t>
+            </w:r>
+            <w:r>
+              <w:rPr>
+                <w:sz w:val="24"/>
+                <w:szCs w:val="22"/>
+                <w:lang w:val="en-US"/>
+              </w:rPr>
+              <w:t>SFP</w:t>
+            </w:r>
+            <w:r>
+              <w:rPr>
+                <w:sz w:val="24"/>
+                <w:szCs w:val="22"/>
+              </w:rPr>
+              <w:t>+</w:t>
             </w:r>
           </w:p>
         </w:tc>
@@ -1017,14 +1090,16 @@
               <w:rPr>
                 <w:sz w:val="24"/>
                 <w:szCs w:val="22"/>
-              </w:rPr>
-            </w:pPr>
-            <w:r>
-              <w:rPr>
-                <w:sz w:val="24"/>
-                <w:szCs w:val="22"/>
-              </w:rPr>
-              <w:t>62 334</w:t>
+                <w:lang w:val="en-US"/>
+              </w:rPr>
+            </w:pPr>
+            <w:r>
+              <w:rPr>
+                <w:sz w:val="24"/>
+                <w:szCs w:val="22"/>
+                <w:lang w:val="en-US"/>
+              </w:rPr>
+              <w:t>143 741</w:t>
             </w:r>
           </w:p>
         </w:tc>
@@ -1065,14 +1140,16 @@
               <w:rPr>
                 <w:sz w:val="24"/>
                 <w:szCs w:val="22"/>
-              </w:rPr>
-            </w:pPr>
-            <w:r>
-              <w:rPr>
-                <w:sz w:val="24"/>
-                <w:szCs w:val="22"/>
-              </w:rPr>
-              <w:t>249 336</w:t>
+                <w:lang w:val="en-US"/>
+              </w:rPr>
+            </w:pPr>
+            <w:r>
+              <w:rPr>
+                <w:sz w:val="24"/>
+                <w:szCs w:val="22"/>
+                <w:lang w:val="en-US"/>
+              </w:rPr>
+              <w:t>574 964</w:t>
             </w:r>
           </w:p>
         </w:tc>
@@ -1116,7 +1193,6 @@
               <w:rPr>
                 <w:sz w:val="24"/>
                 <w:szCs w:val="22"/>
-                <w:lang w:val="en-US"/>
               </w:rPr>
             </w:pPr>
             <w:r>
@@ -1130,9 +1206,83 @@
               <w:rPr>
                 <w:sz w:val="24"/>
                 <w:szCs w:val="22"/>
-                <w:lang w:val="en-US"/>
-              </w:rPr>
-              <w:t xml:space="preserve"> Cisco Catalyst WS-C2960R+48TC-L</w:t>
+              </w:rPr>
+              <w:t xml:space="preserve"> </w:t>
+            </w:r>
+            <w:r>
+              <w:rPr>
+                <w:sz w:val="24"/>
+                <w:szCs w:val="22"/>
+                <w:lang w:val="en-US"/>
+              </w:rPr>
+              <w:t>HP</w:t>
+            </w:r>
+            <w:r>
+              <w:rPr>
+                <w:sz w:val="24"/>
+                <w:szCs w:val="22"/>
+              </w:rPr>
+              <w:t xml:space="preserve"> </w:t>
+            </w:r>
+            <w:r>
+              <w:rPr>
+                <w:sz w:val="24"/>
+                <w:szCs w:val="22"/>
+                <w:lang w:val="en-US"/>
+              </w:rPr>
+              <w:t>Aruba</w:t>
+            </w:r>
+            <w:r>
+              <w:rPr>
+                <w:sz w:val="24"/>
+                <w:szCs w:val="22"/>
+              </w:rPr>
+              <w:t xml:space="preserve"> 2930</w:t>
+            </w:r>
+            <w:r>
+              <w:rPr>
+                <w:sz w:val="24"/>
+                <w:szCs w:val="22"/>
+                <w:lang w:val="en-US"/>
+              </w:rPr>
+              <w:t>F</w:t>
+            </w:r>
+            <w:r>
+              <w:rPr>
+                <w:sz w:val="24"/>
+                <w:szCs w:val="22"/>
+              </w:rPr>
+              <w:t xml:space="preserve"> 48</w:t>
+            </w:r>
+            <w:r>
+              <w:rPr>
+                <w:sz w:val="24"/>
+                <w:szCs w:val="22"/>
+                <w:lang w:val="en-US"/>
+              </w:rPr>
+              <w:t>G</w:t>
+            </w:r>
+            <w:r>
+              <w:rPr>
+                <w:sz w:val="24"/>
+                <w:szCs w:val="22"/>
+              </w:rPr>
+              <w:t xml:space="preserve"> 4</w:t>
+            </w:r>
+            <w:r>
+              <w:rPr>
+                <w:sz w:val="24"/>
+                <w:szCs w:val="22"/>
+                <w:lang w:val="en-US"/>
+              </w:rPr>
+              <w:t>SFP</w:t>
+            </w:r>
+            <w:r>
+              <w:rPr>
+                <w:sz w:val="24"/>
+                <w:szCs w:val="22"/>
+              </w:rPr>
+              <w:t>+</w:t>
             </w:r>
           </w:p>
         </w:tc>
@@ -1148,14 +1298,16 @@
               <w:rPr>
                 <w:sz w:val="24"/>
                 <w:szCs w:val="22"/>
-              </w:rPr>
-            </w:pPr>
-            <w:r>
-              <w:rPr>
-                <w:sz w:val="24"/>
-                <w:szCs w:val="22"/>
-              </w:rPr>
-              <w:t>19 412</w:t>
+                <w:lang w:val="en-US"/>
+              </w:rPr>
+            </w:pPr>
+            <w:r>
+              <w:rPr>
+                <w:sz w:val="24"/>
+                <w:szCs w:val="22"/>
+                <w:lang w:val="en-US"/>
+              </w:rPr>
+              <w:t>225 555</w:t>
             </w:r>
           </w:p>
         </w:tc>
@@ -1194,14 +1346,16 @@
               <w:rPr>
                 <w:sz w:val="24"/>
                 <w:szCs w:val="22"/>
-              </w:rPr>
-            </w:pPr>
-            <w:r>
-              <w:rPr>
-                <w:sz w:val="24"/>
-                <w:szCs w:val="22"/>
-              </w:rPr>
-              <w:t>174 708</w:t>
+                <w:lang w:val="en-US"/>
+              </w:rPr>
+            </w:pPr>
+            <w:r>
+              <w:rPr>
+                <w:sz w:val="24"/>
+                <w:szCs w:val="22"/>
+                <w:lang w:val="en-US"/>
+              </w:rPr>
+              <w:t>2 029 995</w:t>
             </w:r>
           </w:p>
         </w:tc>
@@ -1245,7 +1399,6 @@
               <w:rPr>
                 <w:sz w:val="24"/>
                 <w:szCs w:val="22"/>
-                <w:lang w:val="en-US"/>
               </w:rPr>
             </w:pPr>
             <w:r>
@@ -1259,9 +1412,90 @@
               <w:rPr>
                 <w:sz w:val="24"/>
                 <w:szCs w:val="22"/>
-                <w:lang w:val="en-US"/>
-              </w:rPr>
-              <w:t xml:space="preserve"> Cisco Catalyst WS-C2960R+24TC-L</w:t>
+              </w:rPr>
+              <w:t xml:space="preserve"> </w:t>
+            </w:r>
+            <w:r>
+              <w:rPr>
+                <w:sz w:val="24"/>
+                <w:szCs w:val="22"/>
+                <w:lang w:val="en-US"/>
+              </w:rPr>
+              <w:t>HP</w:t>
+            </w:r>
+            <w:r>
+              <w:rPr>
+                <w:sz w:val="24"/>
+                <w:szCs w:val="22"/>
+              </w:rPr>
+              <w:t xml:space="preserve"> </w:t>
+            </w:r>
+            <w:r>
+              <w:rPr>
+                <w:sz w:val="24"/>
+                <w:szCs w:val="22"/>
+                <w:lang w:val="en-US"/>
+              </w:rPr>
+              <w:t>Aruba</w:t>
+            </w:r>
+            <w:r>
+              <w:rPr>
+                <w:sz w:val="24"/>
+                <w:szCs w:val="22"/>
+              </w:rPr>
+              <w:t xml:space="preserve"> 2930</w:t>
+            </w:r>
+            <w:r>
+              <w:rPr>
+                <w:sz w:val="24"/>
+                <w:szCs w:val="22"/>
+                <w:lang w:val="en-US"/>
+              </w:rPr>
+              <w:t>F</w:t>
+            </w:r>
+            <w:r>
+              <w:rPr>
+                <w:sz w:val="24"/>
+                <w:szCs w:val="22"/>
+              </w:rPr>
+              <w:t xml:space="preserve"> 24</w:t>
+            </w:r>
+            <w:r>
+              <w:rPr>
+                <w:sz w:val="24"/>
+                <w:szCs w:val="22"/>
+                <w:lang w:val="en-US"/>
+              </w:rPr>
+              <w:t>G</w:t>
+            </w:r>
+            <w:r>
+              <w:rPr>
+                <w:sz w:val="24"/>
+                <w:szCs w:val="22"/>
+              </w:rPr>
+              <w:t xml:space="preserve"> </w:t>
+            </w:r>
+            <w:r>
+              <w:rPr>
+                <w:sz w:val="24"/>
+                <w:szCs w:val="22"/>
+              </w:rPr>
+              <w:t>4</w:t>
+            </w:r>
+            <w:r>
+              <w:rPr>
+                <w:sz w:val="24"/>
+                <w:szCs w:val="22"/>
+                <w:lang w:val="en-US"/>
+              </w:rPr>
+              <w:t>SFP</w:t>
+            </w:r>
+            <w:r>
+              <w:rPr>
+                <w:sz w:val="24"/>
+                <w:szCs w:val="22"/>
+              </w:rPr>
+              <w:t>+</w:t>
             </w:r>
           </w:p>
         </w:tc>
@@ -1277,14 +1511,16 @@
               <w:rPr>
                 <w:sz w:val="24"/>
                 <w:szCs w:val="22"/>
-              </w:rPr>
-            </w:pPr>
-            <w:r>
-              <w:rPr>
-                <w:sz w:val="24"/>
-                <w:szCs w:val="22"/>
-              </w:rPr>
-              <w:t>17 321</w:t>
+                <w:lang w:val="en-US"/>
+              </w:rPr>
+            </w:pPr>
+            <w:r>
+              <w:rPr>
+                <w:sz w:val="24"/>
+                <w:szCs w:val="22"/>
+                <w:lang w:val="en-US"/>
+              </w:rPr>
+              <w:t>130 278</w:t>
             </w:r>
           </w:p>
         </w:tc>
@@ -1323,14 +1559,16 @@
               <w:rPr>
                 <w:sz w:val="24"/>
                 <w:szCs w:val="22"/>
-              </w:rPr>
-            </w:pPr>
-            <w:r>
-              <w:rPr>
-                <w:sz w:val="24"/>
-                <w:szCs w:val="22"/>
-              </w:rPr>
-              <w:t>103 926</w:t>
+                <w:lang w:val="en-US"/>
+              </w:rPr>
+            </w:pPr>
+            <w:r>
+              <w:rPr>
+                <w:sz w:val="24"/>
+                <w:szCs w:val="22"/>
+                <w:lang w:val="en-US"/>
+              </w:rPr>
+              <w:t>781 669</w:t>
             </w:r>
           </w:p>
         </w:tc>
@@ -1430,7 +1668,7 @@
                 <w:sz w:val="24"/>
                 <w:szCs w:val="22"/>
               </w:rPr>
-              <w:t>584 114</w:t>
+              <w:t>3 851 612</w:t>
             </w:r>
           </w:p>
         </w:tc>

--- a/Сети/КП/Документация/9. Спецификация программно-технических средств.docx
+++ b/Сети/КП/Документация/9. Спецификация программно-технических средств.docx
@@ -1589,6 +1589,152 @@
               <w:rPr>
                 <w:sz w:val="24"/>
                 <w:szCs w:val="22"/>
+                <w:lang w:val="en-US"/>
+              </w:rPr>
+            </w:pPr>
+            <w:r>
+              <w:rPr>
+                <w:sz w:val="24"/>
+                <w:szCs w:val="22"/>
+                <w:lang w:val="en-US"/>
+              </w:rPr>
+              <w:t>5</w:t>
+            </w:r>
+          </w:p>
+        </w:tc>
+        <w:tc>
+          <w:tcPr>
+            <w:tcW w:w="3165" w:type="dxa"/>
+            <w:vAlign w:val="center"/>
+          </w:tcPr>
+          <w:p>
+            <w:pPr>
+              <w:ind w:firstLine="0"/>
+              <w:jc w:val="center"/>
+              <w:rPr>
+                <w:sz w:val="24"/>
+                <w:szCs w:val="22"/>
+                <w:lang w:val="en-US"/>
+              </w:rPr>
+            </w:pPr>
+            <w:r>
+              <w:rPr>
+                <w:sz w:val="24"/>
+                <w:szCs w:val="22"/>
+              </w:rPr>
+              <w:t>Трансивер</w:t>
+            </w:r>
+            <w:r>
+              <w:rPr>
+                <w:sz w:val="24"/>
+                <w:szCs w:val="22"/>
+                <w:lang w:val="en-US"/>
+              </w:rPr>
+              <w:t xml:space="preserve"> HP </w:t>
+            </w:r>
+            <w:r>
+              <w:rPr>
+                <w:sz w:val="24"/>
+                <w:szCs w:val="22"/>
+                <w:lang w:val="en-US"/>
+              </w:rPr>
+              <w:t>Aruba 10G SFP+ LC SR 300m MMF XCVR</w:t>
+            </w:r>
+          </w:p>
+        </w:tc>
+        <w:tc>
+          <w:tcPr>
+            <w:tcW w:w="1497" w:type="dxa"/>
+            <w:vAlign w:val="center"/>
+          </w:tcPr>
+          <w:p>
+            <w:pPr>
+              <w:ind w:firstLine="0"/>
+              <w:jc w:val="center"/>
+              <w:rPr>
+                <w:sz w:val="24"/>
+                <w:szCs w:val="22"/>
+                <w:lang w:val="en-US"/>
+              </w:rPr>
+            </w:pPr>
+            <w:r>
+              <w:rPr>
+                <w:sz w:val="24"/>
+                <w:szCs w:val="22"/>
+                <w:lang w:val="en-US"/>
+              </w:rPr>
+              <w:t>11 070</w:t>
+            </w:r>
+          </w:p>
+        </w:tc>
+        <w:tc>
+          <w:tcPr>
+            <w:tcW w:w="1985" w:type="dxa"/>
+            <w:vAlign w:val="center"/>
+          </w:tcPr>
+          <w:p>
+            <w:pPr>
+              <w:ind w:firstLine="0"/>
+              <w:jc w:val="center"/>
+              <w:rPr>
+                <w:sz w:val="24"/>
+                <w:szCs w:val="22"/>
+                <w:lang w:val="en-US"/>
+              </w:rPr>
+            </w:pPr>
+            <w:r>
+              <w:rPr>
+                <w:sz w:val="24"/>
+                <w:szCs w:val="22"/>
+                <w:lang w:val="en-US"/>
+              </w:rPr>
+              <w:t>8</w:t>
+            </w:r>
+          </w:p>
+        </w:tc>
+        <w:tc>
+          <w:tcPr>
+            <w:tcW w:w="2120" w:type="dxa"/>
+            <w:vAlign w:val="center"/>
+          </w:tcPr>
+          <w:p>
+            <w:pPr>
+              <w:ind w:firstLine="0"/>
+              <w:jc w:val="center"/>
+              <w:rPr>
+                <w:sz w:val="24"/>
+                <w:szCs w:val="22"/>
+                <w:lang w:val="en-US"/>
+              </w:rPr>
+            </w:pPr>
+            <w:r>
+              <w:rPr>
+                <w:sz w:val="24"/>
+                <w:szCs w:val="22"/>
+                <w:lang w:val="en-US"/>
+              </w:rPr>
+              <w:t>88 560</w:t>
+            </w:r>
+          </w:p>
+        </w:tc>
+      </w:tr>
+      <w:tr>
+        <w:trPr>
+          <w:jc w:val="center"/>
+        </w:trPr>
+        <w:tc>
+          <w:tcPr>
+            <w:tcW w:w="578" w:type="dxa"/>
+            <w:vAlign w:val="center"/>
+          </w:tcPr>
+          <w:p>
+            <w:pPr>
+              <w:ind w:firstLine="0"/>
+              <w:jc w:val="center"/>
+              <w:rPr>
+                <w:sz w:val="24"/>
+                <w:szCs w:val="22"/>
+                <w:lang w:val="en-US"/>
               </w:rPr>
             </w:pPr>
           </w:p>
@@ -1661,14 +1807,16 @@
               <w:rPr>
                 <w:sz w:val="24"/>
                 <w:szCs w:val="22"/>
-              </w:rPr>
-            </w:pPr>
-            <w:r>
-              <w:rPr>
-                <w:sz w:val="24"/>
-                <w:szCs w:val="22"/>
-              </w:rPr>
-              <w:t>3 851 612</w:t>
+                <w:lang w:val="en-US"/>
+              </w:rPr>
+            </w:pPr>
+            <w:r>
+              <w:rPr>
+                <w:sz w:val="24"/>
+                <w:szCs w:val="22"/>
+                <w:lang w:val="en-US"/>
+              </w:rPr>
+              <w:t>3 940 172</w:t>
             </w:r>
           </w:p>
         </w:tc>
